--- a/data/outputs/v2/Biology/SS1.2_Chemicals_of_Life/quiz/Biology_G10_SS1.2_Chemicals_of_Life_L5_AnswerKey.docx
+++ b/data/outputs/v2/Biology/SS1.2_Chemicals_of_Life/quiz/Biology_G10_SS1.2_Chemicals_of_Life_L5_AnswerKey.docx
@@ -1405,7 +1405,7 @@
         </w:rPr>
         <w:t xml:space="preserve">© 2026 SeaVuria and ARES. Aligned with KICD objectives. Developed by SeaVuria; technical implementation by ARES (with AI assistance from Claude). Licensed under </w:t>
       </w:r>
-      <w:hyperlink w:history="1" r:id="rIdjxnqxb03c9xbx8caudsij">
+      <w:hyperlink w:history="1" r:id="rIdmusjqat1go2c8a-flsiux">
         <w:r>
           <w:rPr>
             <w:rFonts w:ascii="Arial" w:cs="Arial" w:eastAsia="Arial" w:hAnsi="Arial"/>
@@ -1426,7 +1426,7 @@
         </w:rPr>
         <w:t xml:space="preserve"> (</w:t>
       </w:r>
-      <w:hyperlink w:history="1" r:id="rId-gqgjcejwr3gykzsx3keo">
+      <w:hyperlink w:history="1" r:id="rIdffriqcldrokrckgtcbjez">
         <w:r>
           <w:rPr>
             <w:rFonts w:ascii="Arial" w:cs="Arial" w:eastAsia="Arial" w:hAnsi="Arial"/>

--- a/data/outputs/v2/Biology/SS1.2_Chemicals_of_Life/quiz/Biology_G10_SS1.2_Chemicals_of_Life_L5_AnswerKey.docx
+++ b/data/outputs/v2/Biology/SS1.2_Chemicals_of_Life/quiz/Biology_G10_SS1.2_Chemicals_of_Life_L5_AnswerKey.docx
@@ -1405,7 +1405,7 @@
         </w:rPr>
         <w:t xml:space="preserve">© 2026 SeaVuria and ARES. Aligned with KICD objectives. Developed by SeaVuria; technical implementation by ARES (with AI assistance from Claude). Licensed under </w:t>
       </w:r>
-      <w:hyperlink w:history="1" r:id="rIdmusjqat1go2c8a-flsiux">
+      <w:hyperlink w:history="1" r:id="rIdlgcjhillipy48bmyzzwmm">
         <w:r>
           <w:rPr>
             <w:rFonts w:ascii="Arial" w:cs="Arial" w:eastAsia="Arial" w:hAnsi="Arial"/>
@@ -1426,7 +1426,7 @@
         </w:rPr>
         <w:t xml:space="preserve"> (</w:t>
       </w:r>
-      <w:hyperlink w:history="1" r:id="rIdffriqcldrokrckgtcbjez">
+      <w:hyperlink w:history="1" r:id="rId6ud1pjk_jy7yajlxhlhkz">
         <w:r>
           <w:rPr>
             <w:rFonts w:ascii="Arial" w:cs="Arial" w:eastAsia="Arial" w:hAnsi="Arial"/>

--- a/data/outputs/v2/Biology/SS1.2_Chemicals_of_Life/quiz/Biology_G10_SS1.2_Chemicals_of_Life_L5_AnswerKey.docx
+++ b/data/outputs/v2/Biology/SS1.2_Chemicals_of_Life/quiz/Biology_G10_SS1.2_Chemicals_of_Life_L5_AnswerKey.docx
@@ -29,7 +29,7 @@
           <w:sz w:val="20"/>
           <w:szCs w:val="20"/>
         </w:rPr>
-        <w:t xml:space="preserve">Sub-Strand 1.2: Chemicals of Life  •  Lesson 5: Sensemaking: Connecting the Chemistry of Food to Health Outcomes in Kisumu</w:t>
+        <w:t xml:space="preserve">Sub-Strand 1.2: Chemicals of Life  •  Lesson 5: Water, Mineral Salts and Enzymes in Digestion</w:t>
       </w:r>
     </w:p>
     <w:p>
@@ -441,7 +441,7 @@
                 <w:sz w:val="21"/>
                 <w:szCs w:val="21"/>
               </w:rPr>
-              <w:t xml:space="preserve">C</w:t>
+              <w:t xml:space="preserve">D</w:t>
             </w:r>
           </w:p>
         </w:tc>
@@ -473,7 +473,7 @@
                 <w:sz w:val="21"/>
                 <w:szCs w:val="21"/>
               </w:rPr>
-              <w:t xml:space="preserve">C</w:t>
+              <w:t xml:space="preserve">A</w:t>
             </w:r>
           </w:p>
         </w:tc>
@@ -537,7 +537,7 @@
                 <w:sz w:val="21"/>
                 <w:szCs w:val="21"/>
               </w:rPr>
-              <w:t xml:space="preserve">B</w:t>
+              <w:t xml:space="preserve">A</w:t>
             </w:r>
           </w:p>
         </w:tc>
@@ -568,7 +568,7 @@
           <w:sz w:val="16"/>
           <w:szCs w:val="16"/>
         </w:rPr>
-        <w:t xml:space="preserve">USE AFTER: PREDICT PHASE — Predict: individual prediction sentence on the most important chemical difference between ugali and githeri</w:t>
+        <w:t xml:space="preserve">USE AFTER: PREDICT PHASE — Predict: Wanjiru's blood glucose graph and prediction about starch and saliva</w:t>
       </w:r>
     </w:p>
     <w:p>
@@ -584,7 +584,7 @@
           <w:sz w:val="21"/>
           <w:szCs w:val="21"/>
         </w:rPr>
-        <w:t xml:space="preserve">Q1. Two children in a village in Kisumu eat the same amount of food each day. One eats only ugali (maize starch). The other eats githeri (maize and beans). Based on food test results, what is the most important chemical difference between ugali and githeri?</w:t>
+        <w:t xml:space="preserve">Q1. Wanjiru's blood glucose rose from 4.5 to 8.0 mmol/L after she ate ugali, which is mostly starch. Why must starch be digested before it can raise her blood glucose?</w:t>
       </w:r>
     </w:p>
     <w:p>
@@ -602,52 +602,52 @@
           <w:sz w:val="21"/>
           <w:szCs w:val="21"/>
         </w:rPr>
-        <w:t xml:space="preserve">A.  Githeri contains protein as well as carbohydrate, but ugali is mainly carbohydrate</w:t>
-      </w:r>
-    </w:p>
-    <w:p>
-      <w:pPr>
-        <w:keepNext/>
-        <w:spacing w:after="20"/>
-        <w:ind w:left="360"/>
-      </w:pPr>
-      <w:r>
-        <w:rPr>
-          <w:rFonts w:ascii="Arial" w:cs="Arial" w:eastAsia="Arial" w:hAnsi="Arial"/>
-          <w:sz w:val="21"/>
-          <w:szCs w:val="21"/>
-        </w:rPr>
-        <w:t xml:space="preserve">B.  Ugali contains protein, but githeri does not</w:t>
-      </w:r>
-    </w:p>
-    <w:p>
-      <w:pPr>
-        <w:keepNext/>
-        <w:spacing w:after="20"/>
-        <w:ind w:left="360"/>
-      </w:pPr>
-      <w:r>
-        <w:rPr>
-          <w:rFonts w:ascii="Arial" w:cs="Arial" w:eastAsia="Arial" w:hAnsi="Arial"/>
-          <w:sz w:val="21"/>
-          <w:szCs w:val="21"/>
-        </w:rPr>
-        <w:t xml:space="preserve">C.  Ugali contains more food than githeri, so it gives less energy</w:t>
-      </w:r>
-    </w:p>
-    <w:p>
-      <w:pPr>
-        <w:keepNext/>
-        <w:spacing w:after="20"/>
-        <w:ind w:left="360"/>
-      </w:pPr>
-      <w:r>
-        <w:rPr>
-          <w:rFonts w:ascii="Arial" w:cs="Arial" w:eastAsia="Arial" w:hAnsi="Arial"/>
-          <w:sz w:val="21"/>
-          <w:szCs w:val="21"/>
-        </w:rPr>
-        <w:t xml:space="preserve">D.  Githeri contains no carbohydrates, but ugali does</w:t>
+        <w:t xml:space="preserve">A.  Starch is a very large insoluble molecule and must be broken down into small soluble sugars first</w:t>
+      </w:r>
+    </w:p>
+    <w:p>
+      <w:pPr>
+        <w:keepNext/>
+        <w:spacing w:after="20"/>
+        <w:ind w:left="360"/>
+      </w:pPr>
+      <w:r>
+        <w:rPr>
+          <w:rFonts w:ascii="Arial" w:cs="Arial" w:eastAsia="Arial" w:hAnsi="Arial"/>
+          <w:sz w:val="21"/>
+          <w:szCs w:val="21"/>
+        </w:rPr>
+        <w:t xml:space="preserve">B.  Starch is already glucose, but it needs to be warmed to 37 degrees C first</w:t>
+      </w:r>
+    </w:p>
+    <w:p>
+      <w:pPr>
+        <w:keepNext/>
+        <w:spacing w:after="20"/>
+        <w:ind w:left="360"/>
+      </w:pPr>
+      <w:r>
+        <w:rPr>
+          <w:rFonts w:ascii="Arial" w:cs="Arial" w:eastAsia="Arial" w:hAnsi="Arial"/>
+          <w:sz w:val="21"/>
+          <w:szCs w:val="21"/>
+        </w:rPr>
+        <w:t xml:space="preserve">C.  Starch turns directly into blood once it is swallowed</w:t>
+      </w:r>
+    </w:p>
+    <w:p>
+      <w:pPr>
+        <w:keepNext/>
+        <w:spacing w:after="20"/>
+        <w:ind w:left="360"/>
+      </w:pPr>
+      <w:r>
+        <w:rPr>
+          <w:rFonts w:ascii="Arial" w:cs="Arial" w:eastAsia="Arial" w:hAnsi="Arial"/>
+          <w:sz w:val="21"/>
+          <w:szCs w:val="21"/>
+        </w:rPr>
+        <w:t xml:space="preserve">D.  Saliva only makes the food wet so it can be swallowed, and this is all that is needed</w:t>
       </w:r>
     </w:p>
     <w:p>
@@ -672,7 +672,7 @@
           <w:sz w:val="19"/>
           <w:szCs w:val="19"/>
         </w:rPr>
-        <w:t xml:space="preserve">Ugali is mainly starch (a carbohydrate), while githeri combines maize (carbohydrate) with beans (protein). The difference is the type of chemical, not the quantity of food.</w:t>
+        <w:t xml:space="preserve">Digestion breaks large insoluble food molecules into small soluble ones. Starch is too large to enter the blood, so it must first become sugars such as glucose.</w:t>
       </w:r>
     </w:p>
     <w:p>
@@ -687,7 +687,7 @@
           <w:sz w:val="16"/>
           <w:szCs w:val="16"/>
         </w:rPr>
-        <w:t xml:space="preserve">USE AFTER: OBSERVE PHASE — Observe: Deficiency Disease Matching Card, citing the Biuret test result for kwashiorkor</w:t>
+        <w:t xml:space="preserve">USE AFTER: OBSERVE PHASE — Observe: saliva and starch investigation, control tube B (starch + boiled saliva or water)</w:t>
       </w:r>
     </w:p>
     <w:p>
@@ -703,52 +703,52 @@
           <w:sz w:val="21"/>
           <w:szCs w:val="21"/>
         </w:rPr>
-        <w:t xml:space="preserve">Q2. In a Biuret test, a bean extract turns purple and a sample of ugali stays blue. What does this result show?</w:t>
-      </w:r>
-    </w:p>
-    <w:p>
-      <w:pPr>
-        <w:keepNext/>
-        <w:spacing w:after="20"/>
-        <w:ind w:left="360"/>
-      </w:pPr>
-      <w:r>
-        <w:rPr>
-          <w:rFonts w:ascii="Arial" w:cs="Arial" w:eastAsia="Arial" w:hAnsi="Arial"/>
-          <w:sz w:val="21"/>
-          <w:szCs w:val="21"/>
-        </w:rPr>
-        <w:t xml:space="preserve">A.  Beans contain starch and ugali does not</w:t>
-      </w:r>
-    </w:p>
-    <w:p>
-      <w:pPr>
-        <w:keepNext/>
-        <w:spacing w:after="20"/>
-        <w:ind w:left="360"/>
-      </w:pPr>
-      <w:r>
-        <w:rPr>
-          <w:rFonts w:ascii="Arial" w:cs="Arial" w:eastAsia="Arial" w:hAnsi="Arial"/>
-          <w:sz w:val="21"/>
-          <w:szCs w:val="21"/>
-        </w:rPr>
-        <w:t xml:space="preserve">B.  Ugali contains more lipids than beans</w:t>
-      </w:r>
-    </w:p>
-    <w:p>
-      <w:pPr>
-        <w:keepNext/>
-        <w:spacing w:after="20"/>
-        <w:ind w:left="360"/>
-      </w:pPr>
-      <w:r>
-        <w:rPr>
-          <w:rFonts w:ascii="Arial" w:cs="Arial" w:eastAsia="Arial" w:hAnsi="Arial"/>
-          <w:sz w:val="21"/>
-          <w:szCs w:val="21"/>
-        </w:rPr>
-        <w:t xml:space="preserve">C.  Beans contain vitamin C and ugali does not</w:t>
+        <w:t xml:space="preserve">Q2. In an investigation, tube A has starch and saliva. Tube B has starch and boiled saliva. Both are kept at about 37 degrees C. Why is tube B included?</w:t>
+      </w:r>
+    </w:p>
+    <w:p>
+      <w:pPr>
+        <w:keepNext/>
+        <w:spacing w:after="20"/>
+        <w:ind w:left="360"/>
+      </w:pPr>
+      <w:r>
+        <w:rPr>
+          <w:rFonts w:ascii="Arial" w:cs="Arial" w:eastAsia="Arial" w:hAnsi="Arial"/>
+          <w:sz w:val="21"/>
+          <w:szCs w:val="21"/>
+        </w:rPr>
+        <w:t xml:space="preserve">A.  To make sure there is more liquid to test with iodine</w:t>
+      </w:r>
+    </w:p>
+    <w:p>
+      <w:pPr>
+        <w:keepNext/>
+        <w:spacing w:after="20"/>
+        <w:ind w:left="360"/>
+      </w:pPr>
+      <w:r>
+        <w:rPr>
+          <w:rFonts w:ascii="Arial" w:cs="Arial" w:eastAsia="Arial" w:hAnsi="Arial"/>
+          <w:sz w:val="21"/>
+          <w:szCs w:val="21"/>
+        </w:rPr>
+        <w:t xml:space="preserve">B.  To show that boiled saliva digests starch faster than fresh saliva</w:t>
+      </w:r>
+    </w:p>
+    <w:p>
+      <w:pPr>
+        <w:keepNext/>
+        <w:spacing w:after="20"/>
+        <w:ind w:left="360"/>
+      </w:pPr>
+      <w:r>
+        <w:rPr>
+          <w:rFonts w:ascii="Arial" w:cs="Arial" w:eastAsia="Arial" w:hAnsi="Arial"/>
+          <w:sz w:val="21"/>
+          <w:szCs w:val="21"/>
+        </w:rPr>
+        <w:t xml:space="preserve">C.  To test whether Benedict's solution can change colour without heating</w:t>
       </w:r>
     </w:p>
     <w:p>
@@ -766,7 +766,7 @@
           <w:sz w:val="21"/>
           <w:szCs w:val="21"/>
         </w:rPr>
-        <w:t xml:space="preserve">D.  Beans contain protein, while ugali has little or no protein</w:t>
+        <w:t xml:space="preserve">D.  To show that the changes in tube A are caused by active saliva and not by warmth or time alone</w:t>
       </w:r>
     </w:p>
     <w:p>
@@ -791,7 +791,7 @@
           <w:sz w:val="19"/>
           <w:szCs w:val="19"/>
         </w:rPr>
-        <w:t xml:space="preserve">The Biuret test gives a purple colour when protein is present. Beans give a purple result and ugali does not, so ugali is a poor source of protein.</w:t>
+        <w:t xml:space="preserve">The control differs only in having boiled saliva. If tube B stays unchanged while tube A changes, the change must be due to something active in saliva (the enzyme), not warmth or time.</w:t>
       </w:r>
     </w:p>
     <w:p>
@@ -806,7 +806,7 @@
           <w:sz w:val="16"/>
           <w:szCs w:val="16"/>
         </w:rPr>
-        <w:t xml:space="preserve">USE AFTER: OBSERVE PHASE — Observe: diet audit of the daily menus for the two Kisumu children</w:t>
+        <w:t xml:space="preserve">USE AFTER: OBSERVE PHASE — Observe: Steps 5 and 6, iodine tests at 5 and 10 min and Benedict's test at 10 min</w:t>
       </w:r>
     </w:p>
     <w:p>
@@ -822,22 +822,22 @@
           <w:sz w:val="21"/>
           <w:szCs w:val="21"/>
         </w:rPr>
-        <w:t xml:space="preserve">Q3. In a diet audit, Child 1 eats ugali three times a day. Child 2 eats githeri twice and ugali once. Which statement about their diets is correct?</w:t>
-      </w:r>
-    </w:p>
-    <w:p>
-      <w:pPr>
-        <w:keepNext/>
-        <w:spacing w:after="20"/>
-        <w:ind w:left="360"/>
-      </w:pPr>
-      <w:r>
-        <w:rPr>
-          <w:rFonts w:ascii="Arial" w:cs="Arial" w:eastAsia="Arial" w:hAnsi="Arial"/>
-          <w:sz w:val="21"/>
-          <w:szCs w:val="21"/>
-        </w:rPr>
-        <w:t xml:space="preserve">A.  Child 2's diet supplies protein but no carbohydrates</w:t>
+        <w:t xml:space="preserve">Q3. At 10 minutes, a sample from the tube of starch and fresh saliva at 37 degrees C gives a yellow-brown colour with iodine and a brick-red colour with Benedict's solution after heating. What do these results show?</w:t>
+      </w:r>
+    </w:p>
+    <w:p>
+      <w:pPr>
+        <w:keepNext/>
+        <w:spacing w:after="20"/>
+        <w:ind w:left="360"/>
+      </w:pPr>
+      <w:r>
+        <w:rPr>
+          <w:rFonts w:ascii="Arial" w:cs="Arial" w:eastAsia="Arial" w:hAnsi="Arial"/>
+          <w:sz w:val="21"/>
+          <w:szCs w:val="21"/>
+        </w:rPr>
+        <w:t xml:space="preserve">A.  Starch is still present, and the saliva has turned into a reducing sugar</w:t>
       </w:r>
     </w:p>
     <w:p>
@@ -855,37 +855,37 @@
           <w:sz w:val="21"/>
           <w:szCs w:val="21"/>
         </w:rPr>
-        <w:t xml:space="preserve">B.  Child 1's diet supplies carbohydrates but too little protein, and Child 2's diet supplies both</w:t>
-      </w:r>
-    </w:p>
-    <w:p>
-      <w:pPr>
-        <w:keepNext/>
-        <w:spacing w:after="20"/>
-        <w:ind w:left="360"/>
-      </w:pPr>
-      <w:r>
-        <w:rPr>
-          <w:rFonts w:ascii="Arial" w:cs="Arial" w:eastAsia="Arial" w:hAnsi="Arial"/>
-          <w:sz w:val="21"/>
-          <w:szCs w:val="21"/>
-        </w:rPr>
-        <w:t xml:space="preserve">C.  Child 1's diet has no carbohydrates, but Child 2's diet has carbohydrates</w:t>
-      </w:r>
-    </w:p>
-    <w:p>
-      <w:pPr>
-        <w:keepNext/>
-        <w:spacing w:after="20"/>
-        <w:ind w:left="360"/>
-      </w:pPr>
-      <w:r>
-        <w:rPr>
-          <w:rFonts w:ascii="Arial" w:cs="Arial" w:eastAsia="Arial" w:hAnsi="Arial"/>
-          <w:sz w:val="21"/>
-          <w:szCs w:val="21"/>
-        </w:rPr>
-        <w:t xml:space="preserve">D.  Both diets supply the same chemicals of life because they contain the same amount of food</w:t>
+        <w:t xml:space="preserve">B.  Starch has been used up and a reducing sugar is now present</w:t>
+      </w:r>
+    </w:p>
+    <w:p>
+      <w:pPr>
+        <w:keepNext/>
+        <w:spacing w:after="20"/>
+        <w:ind w:left="360"/>
+      </w:pPr>
+      <w:r>
+        <w:rPr>
+          <w:rFonts w:ascii="Arial" w:cs="Arial" w:eastAsia="Arial" w:hAnsi="Arial"/>
+          <w:sz w:val="21"/>
+          <w:szCs w:val="21"/>
+        </w:rPr>
+        <w:t xml:space="preserve">C.  Starch is still present and no sugar has formed</w:t>
+      </w:r>
+    </w:p>
+    <w:p>
+      <w:pPr>
+        <w:keepNext/>
+        <w:spacing w:after="20"/>
+        <w:ind w:left="360"/>
+      </w:pPr>
+      <w:r>
+        <w:rPr>
+          <w:rFonts w:ascii="Arial" w:cs="Arial" w:eastAsia="Arial" w:hAnsi="Arial"/>
+          <w:sz w:val="21"/>
+          <w:szCs w:val="21"/>
+        </w:rPr>
+        <w:t xml:space="preserve">D.  Starch has increased and Benedict's solution has turned it into protein</w:t>
       </w:r>
     </w:p>
     <w:p>
@@ -910,7 +910,7 @@
           <w:sz w:val="19"/>
           <w:szCs w:val="19"/>
         </w:rPr>
-        <w:t xml:space="preserve">Ugali supplies starch (carbohydrate) but little protein. Githeri adds protein from beans, so Child 2 gets both carbohydrate and protein.</w:t>
+        <w:t xml:space="preserve">Iodine stays blue-black while starch is present, so yellow-brown means starch has gone. A brick-red Benedict's result means reducing sugar has formed from the starch.</w:t>
       </w:r>
     </w:p>
     <w:p>
@@ -925,7 +925,7 @@
           <w:sz w:val="16"/>
           <w:szCs w:val="16"/>
         </w:rPr>
-        <w:t xml:space="preserve">USE AFTER: OBSERVE PHASE — Observe: Deficiency Disease Matching Card, completing the row for scurvy</w:t>
+        <w:t xml:space="preserve">USE AFTER: EXPLAIN PHASE — Explain: claim-evidence-reasoning for how saliva changed the starch, and why boiled saliva did not work</w:t>
       </w:r>
     </w:p>
     <w:p>
@@ -941,37 +941,52 @@
           <w:sz w:val="21"/>
           <w:szCs w:val="21"/>
         </w:rPr>
-        <w:t xml:space="preserve">Q4. A learner tests orange juice with DCPIP in the lab and it changes colour. A disease is caused by a lack of this same chemical in the diet. Which disease is it?</w:t>
-      </w:r>
-    </w:p>
-    <w:p>
-      <w:pPr>
-        <w:keepNext/>
-        <w:spacing w:after="20"/>
-        <w:ind w:left="360"/>
-      </w:pPr>
-      <w:r>
-        <w:rPr>
-          <w:rFonts w:ascii="Arial" w:cs="Arial" w:eastAsia="Arial" w:hAnsi="Arial"/>
-          <w:sz w:val="21"/>
-          <w:szCs w:val="21"/>
-        </w:rPr>
-        <w:t xml:space="preserve">A.  Marasmus</w:t>
-      </w:r>
-    </w:p>
-    <w:p>
-      <w:pPr>
-        <w:keepNext/>
-        <w:spacing w:after="20"/>
-        <w:ind w:left="360"/>
-      </w:pPr>
-      <w:r>
-        <w:rPr>
-          <w:rFonts w:ascii="Arial" w:cs="Arial" w:eastAsia="Arial" w:hAnsi="Arial"/>
-          <w:sz w:val="21"/>
-          <w:szCs w:val="21"/>
-        </w:rPr>
-        <w:t xml:space="preserve">B.  Kwashiorkor</w:t>
+        <w:t xml:space="preserve">Q4. A tube of starch and saliva was boiled before the test and stayed blue-black with iodine after 10 minutes. What is the correct explanation?</w:t>
+      </w:r>
+    </w:p>
+    <w:p>
+      <w:pPr>
+        <w:keepNext/>
+        <w:spacing w:after="20"/>
+        <w:ind w:left="360"/>
+      </w:pPr>
+      <w:r>
+        <w:rPr>
+          <w:rFonts w:ascii="Arial" w:cs="Arial" w:eastAsia="Arial" w:hAnsi="Arial"/>
+          <w:sz w:val="21"/>
+          <w:szCs w:val="21"/>
+        </w:rPr>
+        <w:t xml:space="preserve">A.  Boiling turned the enzyme into starch</w:t>
+      </w:r>
+    </w:p>
+    <w:p>
+      <w:pPr>
+        <w:keepNext/>
+        <w:spacing w:after="20"/>
+        <w:ind w:left="360"/>
+      </w:pPr>
+      <w:r>
+        <w:rPr>
+          <w:rFonts w:ascii="Arial" w:cs="Arial" w:eastAsia="Arial" w:hAnsi="Arial"/>
+          <w:sz w:val="21"/>
+          <w:szCs w:val="21"/>
+        </w:rPr>
+        <w:t xml:space="preserve">B.  Boiling made the starch molecules too big to be digested</w:t>
+      </w:r>
+    </w:p>
+    <w:p>
+      <w:pPr>
+        <w:keepNext/>
+        <w:spacing w:after="20"/>
+        <w:ind w:left="360"/>
+      </w:pPr>
+      <w:r>
+        <w:rPr>
+          <w:rFonts w:ascii="Arial" w:cs="Arial" w:eastAsia="Arial" w:hAnsi="Arial"/>
+          <w:sz w:val="21"/>
+          <w:szCs w:val="21"/>
+        </w:rPr>
+        <w:t xml:space="preserve">C.  Boiling used up all the enzyme by making it work too fast</w:t>
       </w:r>
     </w:p>
     <w:p>
@@ -989,22 +1004,7 @@
           <w:sz w:val="21"/>
           <w:szCs w:val="21"/>
         </w:rPr>
-        <w:t xml:space="preserve">C.  Scurvy</w:t>
-      </w:r>
-    </w:p>
-    <w:p>
-      <w:pPr>
-        <w:keepNext/>
-        <w:spacing w:after="20"/>
-        <w:ind w:left="360"/>
-      </w:pPr>
-      <w:r>
-        <w:rPr>
-          <w:rFonts w:ascii="Arial" w:cs="Arial" w:eastAsia="Arial" w:hAnsi="Arial"/>
-          <w:sz w:val="21"/>
-          <w:szCs w:val="21"/>
-        </w:rPr>
-        <w:t xml:space="preserve">D.  Rickets</w:t>
+        <w:t xml:space="preserve">D.  Boiling denatured the enzyme, so it could no longer digest starch</w:t>
       </w:r>
     </w:p>
     <w:p>
@@ -1020,7 +1020,7 @@
           <w:sz w:val="21"/>
           <w:szCs w:val="21"/>
         </w:rPr>
-        <w:t xml:space="preserve">Correct answer: C. </w:t>
+        <w:t xml:space="preserve">Correct answer: D. </w:t>
       </w:r>
       <w:r>
         <w:rPr>
@@ -1029,7 +1029,7 @@
           <w:sz w:val="19"/>
           <w:szCs w:val="19"/>
         </w:rPr>
-        <w:t xml:space="preserve">DCPIP tests for vitamin C, which orange juice contains. A lack of vitamin C causes scurvy.</w:t>
+        <w:t xml:space="preserve">Salivary amylase is a protein. Boiling changes its shape (denatures it), so it cannot digest the starch and the iodine stays blue-black.</w:t>
       </w:r>
     </w:p>
     <w:p>
@@ -1044,7 +1044,7 @@
           <w:sz w:val="16"/>
           <w:szCs w:val="16"/>
         </w:rPr>
-        <w:t xml:space="preserve">USE AFTER: EXPLAIN PHASE — Explain: written group explanation using the sentence starter on albumin, keratin and muscle fibres</w:t>
+        <w:t xml:space="preserve">USE AFTER: EXPLAIN PHASE — Explain: discussion (b) on why the enzyme did not work at 0 degrees C or after boiling</w:t>
       </w:r>
     </w:p>
     <w:p>
@@ -1060,37 +1060,7 @@
           <w:sz w:val="21"/>
           <w:szCs w:val="21"/>
         </w:rPr>
-        <w:t xml:space="preserve">Q5. A child with kwashiorkor has a swollen belly, thin limbs and discoloured hair. Which row correctly links a symptom to the protein that is lacking?</w:t>
-      </w:r>
-    </w:p>
-    <w:p>
-      <w:pPr>
-        <w:keepNext/>
-        <w:spacing w:after="20"/>
-        <w:ind w:left="360"/>
-      </w:pPr>
-      <w:r>
-        <w:rPr>
-          <w:rFonts w:ascii="Arial" w:cs="Arial" w:eastAsia="Arial" w:hAnsi="Arial"/>
-          <w:sz w:val="21"/>
-          <w:szCs w:val="21"/>
-        </w:rPr>
-        <w:t xml:space="preserve">A.  Swollen belly: keratin loss</w:t>
-      </w:r>
-    </w:p>
-    <w:p>
-      <w:pPr>
-        <w:keepNext/>
-        <w:spacing w:after="20"/>
-        <w:ind w:left="360"/>
-      </w:pPr>
-      <w:r>
-        <w:rPr>
-          <w:rFonts w:ascii="Arial" w:cs="Arial" w:eastAsia="Arial" w:hAnsi="Arial"/>
-          <w:sz w:val="21"/>
-          <w:szCs w:val="21"/>
-        </w:rPr>
-        <w:t xml:space="preserve">B.  Thin limbs: keratin loss</w:t>
+        <w:t xml:space="preserve">Q5. A tube of starch and fresh saliva is placed in ice at 0 degrees C. After 10 minutes it is still blue-black with iodine. What does this tell us about the enzyme?</w:t>
       </w:r>
     </w:p>
     <w:p>
@@ -1108,22 +1078,52 @@
           <w:sz w:val="21"/>
           <w:szCs w:val="21"/>
         </w:rPr>
-        <w:t xml:space="preserve">C.  Swollen belly: albumin loss</w:t>
-      </w:r>
-    </w:p>
-    <w:p>
-      <w:pPr>
-        <w:keepNext/>
-        <w:spacing w:after="20"/>
-        <w:ind w:left="360"/>
-      </w:pPr>
-      <w:r>
-        <w:rPr>
-          <w:rFonts w:ascii="Arial" w:cs="Arial" w:eastAsia="Arial" w:hAnsi="Arial"/>
-          <w:sz w:val="21"/>
-          <w:szCs w:val="21"/>
-        </w:rPr>
-        <w:t xml:space="preserve">D.  Discoloured hair: albumin loss</w:t>
+        <w:t xml:space="preserve">A.  The enzyme is inactive at this low temperature</w:t>
+      </w:r>
+    </w:p>
+    <w:p>
+      <w:pPr>
+        <w:keepNext/>
+        <w:spacing w:after="20"/>
+        <w:ind w:left="360"/>
+      </w:pPr>
+      <w:r>
+        <w:rPr>
+          <w:rFonts w:ascii="Arial" w:cs="Arial" w:eastAsia="Arial" w:hAnsi="Arial"/>
+          <w:sz w:val="21"/>
+          <w:szCs w:val="21"/>
+        </w:rPr>
+        <w:t xml:space="preserve">B.  The enzyme works fastest at 0 degrees C</w:t>
+      </w:r>
+    </w:p>
+    <w:p>
+      <w:pPr>
+        <w:keepNext/>
+        <w:spacing w:after="20"/>
+        <w:ind w:left="360"/>
+      </w:pPr>
+      <w:r>
+        <w:rPr>
+          <w:rFonts w:ascii="Arial" w:cs="Arial" w:eastAsia="Arial" w:hAnsi="Arial"/>
+          <w:sz w:val="21"/>
+          <w:szCs w:val="21"/>
+        </w:rPr>
+        <w:t xml:space="preserve">C.  The enzyme is not needed to digest starch</w:t>
+      </w:r>
+    </w:p>
+    <w:p>
+      <w:pPr>
+        <w:keepNext/>
+        <w:spacing w:after="20"/>
+        <w:ind w:left="360"/>
+      </w:pPr>
+      <w:r>
+        <w:rPr>
+          <w:rFonts w:ascii="Arial" w:cs="Arial" w:eastAsia="Arial" w:hAnsi="Arial"/>
+          <w:sz w:val="21"/>
+          <w:szCs w:val="21"/>
+        </w:rPr>
+        <w:t xml:space="preserve">D.  The enzyme has been denatured and destroyed for ever by the cold</w:t>
       </w:r>
     </w:p>
     <w:p>
@@ -1139,7 +1139,7 @@
           <w:sz w:val="21"/>
           <w:szCs w:val="21"/>
         </w:rPr>
-        <w:t xml:space="preserve">Correct answer: C. </w:t>
+        <w:t xml:space="preserve">Correct answer: A. </w:t>
       </w:r>
       <w:r>
         <w:rPr>
@@ -1148,7 +1148,7 @@
           <w:sz w:val="19"/>
           <w:szCs w:val="19"/>
         </w:rPr>
-        <w:t xml:space="preserve">Albumin helps keep fluid in the blood, so too little albumin causes oedema (swollen belly). Keratin makes hair, and muscle protein makes muscle, so its loss causes thin limbs.</w:t>
+        <w:t xml:space="preserve">At 0 degrees C the enzyme is inactive, so the starch is not digested. Enzymes work best at about 37 degrees C in the body, and boiling is what denatures them.</w:t>
       </w:r>
     </w:p>
     <w:p>
@@ -1163,7 +1163,7 @@
           <w:sz w:val="16"/>
           <w:szCs w:val="16"/>
         </w:rPr>
-        <w:t xml:space="preserve">USE AFTER: EXPLAIN PHASE — Explain: whole-class discussion evaluating each group's explanation of the anchoring phenomenon</w:t>
+        <w:t xml:space="preserve">USE AFTER: EXPLAIN PHASE — Explain: discussion (c) on the roles of water and mineral salts</w:t>
       </w:r>
     </w:p>
     <w:p>
@@ -1179,22 +1179,22 @@
           <w:sz w:val="21"/>
           <w:szCs w:val="21"/>
         </w:rPr>
-        <w:t xml:space="preserve">Q6. Which statement is the best scientific explanation for why the child who eats only ugali develops kwashiorkor, while the child who eats githeri stays healthy?</w:t>
-      </w:r>
-    </w:p>
-    <w:p>
-      <w:pPr>
-        <w:keepNext/>
-        <w:spacing w:after="20"/>
-        <w:ind w:left="360"/>
-      </w:pPr>
-      <w:r>
-        <w:rPr>
-          <w:rFonts w:ascii="Arial" w:cs="Arial" w:eastAsia="Arial" w:hAnsi="Arial"/>
-          <w:sz w:val="21"/>
-          <w:szCs w:val="21"/>
-        </w:rPr>
-        <w:t xml:space="preserve">A.  The ugali child does not get enough energy because ugali has no carbohydrates</w:t>
+        <w:t xml:space="preserve">Q6. Water is an inorganic compound found in the starch solution and in saliva. What is its main role in the digestion of starch?</w:t>
+      </w:r>
+    </w:p>
+    <w:p>
+      <w:pPr>
+        <w:keepNext/>
+        <w:spacing w:after="20"/>
+        <w:ind w:left="360"/>
+      </w:pPr>
+      <w:r>
+        <w:rPr>
+          <w:rFonts w:ascii="Arial" w:cs="Arial" w:eastAsia="Arial" w:hAnsi="Arial"/>
+          <w:sz w:val="21"/>
+          <w:szCs w:val="21"/>
+        </w:rPr>
+        <w:t xml:space="preserve">A.  It is the enzyme that breaks starch into sugar</w:t>
       </w:r>
     </w:p>
     <w:p>
@@ -1212,37 +1212,37 @@
           <w:sz w:val="21"/>
           <w:szCs w:val="21"/>
         </w:rPr>
-        <w:t xml:space="preserve">B.  The ugali child gets enough energy from starch but too little protein for building body tissues</w:t>
-      </w:r>
-    </w:p>
-    <w:p>
-      <w:pPr>
-        <w:keepNext/>
-        <w:spacing w:after="20"/>
-        <w:ind w:left="360"/>
-      </w:pPr>
-      <w:r>
-        <w:rPr>
-          <w:rFonts w:ascii="Arial" w:cs="Arial" w:eastAsia="Arial" w:hAnsi="Arial"/>
-          <w:sz w:val="21"/>
-          <w:szCs w:val="21"/>
-        </w:rPr>
-        <w:t xml:space="preserve">C.  The githeri child gets more vitamins, and vitamins alone build muscle and hair</w:t>
-      </w:r>
-    </w:p>
-    <w:p>
-      <w:pPr>
-        <w:keepNext/>
-        <w:spacing w:after="20"/>
-        <w:ind w:left="360"/>
-      </w:pPr>
-      <w:r>
-        <w:rPr>
-          <w:rFonts w:ascii="Arial" w:cs="Arial" w:eastAsia="Arial" w:hAnsi="Arial"/>
-          <w:sz w:val="21"/>
-          <w:szCs w:val="21"/>
-        </w:rPr>
-        <w:t xml:space="preserve">D.  The ugali child eats a smaller quantity of food than the githeri child</w:t>
+        <w:t xml:space="preserve">B.  It is the medium in which the enzyme and starch react and in which the digested sugars are carried</w:t>
+      </w:r>
+    </w:p>
+    <w:p>
+      <w:pPr>
+        <w:keepNext/>
+        <w:spacing w:after="20"/>
+        <w:ind w:left="360"/>
+      </w:pPr>
+      <w:r>
+        <w:rPr>
+          <w:rFonts w:ascii="Arial" w:cs="Arial" w:eastAsia="Arial" w:hAnsi="Arial"/>
+          <w:sz w:val="21"/>
+          <w:szCs w:val="21"/>
+        </w:rPr>
+        <w:t xml:space="preserve">C.  It makes the enzyme a protein</w:t>
+      </w:r>
+    </w:p>
+    <w:p>
+      <w:pPr>
+        <w:keepNext/>
+        <w:spacing w:after="20"/>
+        <w:ind w:left="360"/>
+      </w:pPr>
+      <w:r>
+        <w:rPr>
+          <w:rFonts w:ascii="Arial" w:cs="Arial" w:eastAsia="Arial" w:hAnsi="Arial"/>
+          <w:sz w:val="21"/>
+          <w:szCs w:val="21"/>
+        </w:rPr>
+        <w:t xml:space="preserve">D.  It changes the iodine from blue-black to yellow-brown</w:t>
       </w:r>
     </w:p>
     <w:p>
@@ -1267,7 +1267,7 @@
           <w:sz w:val="19"/>
           <w:szCs w:val="19"/>
         </w:rPr>
-        <w:t xml:space="preserve">Ugali gives energy from carbohydrate, but the body needs protein (amino acids) to build tissues such as albumin, keratin and muscle. The problem is a lack of protein, not a lack of food quantity.</w:t>
+        <w:t xml:space="preserve">Water is the medium in which reactions happen and it carries the digested sugars. It is not the enzyme and does not act as the iodine indicator.</w:t>
       </w:r>
     </w:p>
     <w:p>
@@ -1282,7 +1282,7 @@
           <w:sz w:val="16"/>
           <w:szCs w:val="16"/>
         </w:rPr>
-        <w:t xml:space="preserve">USE AFTER: MODEL BUILDING PHASE — Model: partial A3 'Our Chemicals of Life Model' template, filling in the protein box</w:t>
+        <w:t xml:space="preserve">USE AFTER: MODEL BUILDING PHASE — Model: revising the class flow-diagram, 'Digestion by enzymes' box</w:t>
       </w:r>
     </w:p>
     <w:p>
@@ -1298,22 +1298,7 @@
           <w:sz w:val="21"/>
           <w:szCs w:val="21"/>
         </w:rPr>
-        <w:t xml:space="preserve">Q7. A group is filling in the protein box of their 'Our Chemicals of Life Model' template. Which entry is correct?</w:t>
-      </w:r>
-    </w:p>
-    <w:p>
-      <w:pPr>
-        <w:keepNext/>
-        <w:spacing w:after="20"/>
-        <w:ind w:left="360"/>
-      </w:pPr>
-      <w:r>
-        <w:rPr>
-          <w:rFonts w:ascii="Arial" w:cs="Arial" w:eastAsia="Arial" w:hAnsi="Arial"/>
-          <w:sz w:val="21"/>
-          <w:szCs w:val="21"/>
-        </w:rPr>
-        <w:t xml:space="preserve">A.  Food source: orange juice; consequence of deficiency: rickets</w:t>
+        <w:t xml:space="preserve">Q7. A group is revising the 'Digestion by enzymes' box in the class model. Which statement about salivary amylase should they write?</w:t>
       </w:r>
     </w:p>
     <w:p>
@@ -1331,37 +1316,52 @@
           <w:sz w:val="21"/>
           <w:szCs w:val="21"/>
         </w:rPr>
-        <w:t xml:space="preserve">B.  Food source: beans; consequence of deficiency: kwashiorkor</w:t>
-      </w:r>
-    </w:p>
-    <w:p>
-      <w:pPr>
-        <w:keepNext/>
-        <w:spacing w:after="20"/>
-        <w:ind w:left="360"/>
-      </w:pPr>
-      <w:r>
-        <w:rPr>
-          <w:rFonts w:ascii="Arial" w:cs="Arial" w:eastAsia="Arial" w:hAnsi="Arial"/>
-          <w:sz w:val="21"/>
-          <w:szCs w:val="21"/>
-        </w:rPr>
-        <w:t xml:space="preserve">C.  Food source: ugali; consequence of deficiency: scurvy</w:t>
-      </w:r>
-    </w:p>
-    <w:p>
-      <w:pPr>
-        <w:keepNext/>
-        <w:spacing w:after="20"/>
-        <w:ind w:left="360"/>
-      </w:pPr>
-      <w:r>
-        <w:rPr>
-          <w:rFonts w:ascii="Arial" w:cs="Arial" w:eastAsia="Arial" w:hAnsi="Arial"/>
-          <w:sz w:val="21"/>
-          <w:szCs w:val="21"/>
-        </w:rPr>
-        <w:t xml:space="preserve">D.  Food source: ugali; consequence of deficiency: anaemia</w:t>
+        <w:t xml:space="preserve">A.  It is a protein catalyst that speeds up the digestion of starch to maltose, and it is not used up</w:t>
+      </w:r>
+    </w:p>
+    <w:p>
+      <w:pPr>
+        <w:keepNext/>
+        <w:spacing w:after="20"/>
+        <w:ind w:left="360"/>
+      </w:pPr>
+      <w:r>
+        <w:rPr>
+          <w:rFonts w:ascii="Arial" w:cs="Arial" w:eastAsia="Arial" w:hAnsi="Arial"/>
+          <w:sz w:val="21"/>
+          <w:szCs w:val="21"/>
+        </w:rPr>
+        <w:t xml:space="preserve">B.  It is a lipid that stores energy in the mouth</w:t>
+      </w:r>
+    </w:p>
+    <w:p>
+      <w:pPr>
+        <w:keepNext/>
+        <w:spacing w:after="20"/>
+        <w:ind w:left="360"/>
+      </w:pPr>
+      <w:r>
+        <w:rPr>
+          <w:rFonts w:ascii="Arial" w:cs="Arial" w:eastAsia="Arial" w:hAnsi="Arial"/>
+          <w:sz w:val="21"/>
+          <w:szCs w:val="21"/>
+        </w:rPr>
+        <w:t xml:space="preserve">C.  It is a carbohydrate that is used up as it digests starch</w:t>
+      </w:r>
+    </w:p>
+    <w:p>
+      <w:pPr>
+        <w:keepNext/>
+        <w:spacing w:after="20"/>
+        <w:ind w:left="360"/>
+      </w:pPr>
+      <w:r>
+        <w:rPr>
+          <w:rFonts w:ascii="Arial" w:cs="Arial" w:eastAsia="Arial" w:hAnsi="Arial"/>
+          <w:sz w:val="21"/>
+          <w:szCs w:val="21"/>
+        </w:rPr>
+        <w:t xml:space="preserve">D.  It is a mineral salt that works best at 0 degrees C</w:t>
       </w:r>
     </w:p>
     <w:p>
@@ -1377,7 +1377,7 @@
           <w:sz w:val="21"/>
           <w:szCs w:val="21"/>
         </w:rPr>
-        <w:t xml:space="preserve">Correct answer: B. </w:t>
+        <w:t xml:space="preserve">Correct answer: A. </w:t>
       </w:r>
       <w:r>
         <w:rPr>
@@ -1386,7 +1386,7 @@
           <w:sz w:val="19"/>
           <w:szCs w:val="19"/>
         </w:rPr>
-        <w:t xml:space="preserve">Beans are a Kenyan source of protein, and a lack of protein causes kwashiorkor. Ugali is mainly carbohydrate, and scurvy, rickets and anaemia are linked to other missing chemicals.</w:t>
+        <w:t xml:space="preserve">Amylase is an enzyme, which is a protein that acts as a biological catalyst. A catalyst speeds up a reaction and is not used up. It digests starch to maltose, which is then broken to glucose.</w:t>
       </w:r>
     </w:p>
     <w:p>
@@ -1405,7 +1405,7 @@
         </w:rPr>
         <w:t xml:space="preserve">© 2026 SeaVuria and ARES. Aligned with KICD objectives. Developed by SeaVuria; technical implementation by ARES (with AI assistance from Claude). Licensed under </w:t>
       </w:r>
-      <w:hyperlink w:history="1" r:id="rIdlgcjhillipy48bmyzzwmm">
+      <w:hyperlink w:history="1" r:id="rIdrumpeqptax5qutl-ixiyk">
         <w:r>
           <w:rPr>
             <w:rFonts w:ascii="Arial" w:cs="Arial" w:eastAsia="Arial" w:hAnsi="Arial"/>
@@ -1426,7 +1426,7 @@
         </w:rPr>
         <w:t xml:space="preserve"> (</w:t>
       </w:r>
-      <w:hyperlink w:history="1" r:id="rId6ud1pjk_jy7yajlxhlhkz">
+      <w:hyperlink w:history="1" r:id="rId7whzadnxwt4kxsa2r54wz">
         <w:r>
           <w:rPr>
             <w:rFonts w:ascii="Arial" w:cs="Arial" w:eastAsia="Arial" w:hAnsi="Arial"/>
